--- a/documentation/docx/NOTIFICATION_COMMUNICATION_BOOK.docx
+++ b/documentation/docx/NOTIFICATION_COMMUNICATION_BOOK.docx
@@ -42,7 +42,7 @@
           <w:sz w:val="24"/>
           <w:szCs w:val="24"/>
         </w:rPr>
-        <w:t xml:space="preserve">Notification &amp; Communication Book — v1.7.3</w:t>
+        <w:t xml:space="preserve">Notification &amp; Communication Book — v1.8.0</w:t>
       </w:r>
     </w:p>
     <w:p>
@@ -162,7 +162,7 @@
           <w:sz w:val="22"/>
           <w:szCs w:val="22"/>
         </w:rPr>
-        <w:t xml:space="preserve">| SMS | Field alerts, payment confirmations |</w:t>
+        <w:t xml:space="preserve">| SMS | Borrower lifecycle (registration through completion), payment reminders, field alerts |</w:t>
       </w:r>
     </w:p>
     <w:p>
@@ -179,6 +179,18 @@
     </w:p>
     <w:p>
       <w:pPr>
+        <w:pStyle w:val="Heading2"/>
+        <w:spacing w:after="100" w:before="200"/>
+      </w:pPr>
+      <w:r>
+        <w:rPr>
+          <w:color w:val="0F6E56"/>
+        </w:rPr>
+        <w:t xml:space="preserve">3. Notification guarantees</w:t>
+      </w:r>
+    </w:p>
+    <w:p>
+      <w:pPr>
         <w:pStyle w:val="Heading3"/>
         <w:spacing w:after="100" w:before="200"/>
       </w:pPr>
@@ -294,6 +306,78 @@
           <w:sz w:val="22"/>
           <w:szCs w:val="22"/>
         </w:rPr>
+        <w:t xml:space="preserve">| Registration submitted / approved | SMS, email (optional/yes), in-app | Borrower (SMS), officer/collector |</w:t>
+      </w:r>
+    </w:p>
+    <w:p>
+      <w:pPr>
+        <w:spacing w:after="120"/>
+      </w:pPr>
+      <w:r>
+        <w:rPr>
+          <w:sz w:val="22"/>
+          <w:szCs w:val="22"/>
+        </w:rPr>
+        <w:t xml:space="preserve">| Loan created / approved | SMS, email, in-app | Borrower (SMS), collector |</w:t>
+      </w:r>
+    </w:p>
+    <w:p>
+      <w:pPr>
+        <w:spacing w:after="120"/>
+      </w:pPr>
+      <w:r>
+        <w:rPr>
+          <w:sz w:val="22"/>
+          <w:szCs w:val="22"/>
+        </w:rPr>
+        <w:t xml:space="preserve">| Admin fee / disbursement / schedule | SMS, email, in-app | Borrower (SMS), collector |</w:t>
+      </w:r>
+    </w:p>
+    <w:p>
+      <w:pPr>
+        <w:spacing w:after="120"/>
+      </w:pPr>
+      <w:r>
+        <w:rPr>
+          <w:sz w:val="22"/>
+          <w:szCs w:val="22"/>
+        </w:rPr>
+        <w:t xml:space="preserve">| Payment reminder / due today | SMS; email optional or none | Borrower |</w:t>
+      </w:r>
+    </w:p>
+    <w:p>
+      <w:pPr>
+        <w:spacing w:after="120"/>
+      </w:pPr>
+      <w:r>
+        <w:rPr>
+          <w:sz w:val="22"/>
+          <w:szCs w:val="22"/>
+        </w:rPr>
+        <w:t xml:space="preserve">| Missed / grace / escalation | SMS; email per matrix | Borrower, collector, Super Admin |</w:t>
+      </w:r>
+    </w:p>
+    <w:p>
+      <w:pPr>
+        <w:spacing w:after="120"/>
+      </w:pPr>
+      <w:r>
+        <w:rPr>
+          <w:sz w:val="22"/>
+          <w:szCs w:val="22"/>
+        </w:rPr>
+        <w:t xml:space="preserve">| Payment received / loan completed | SMS, email, in-app | Borrower (SMS), collector |</w:t>
+      </w:r>
+    </w:p>
+    <w:p>
+      <w:pPr>
+        <w:spacing w:after="120"/>
+      </w:pPr>
+      <w:r>
+        <w:rPr>
+          <w:sz w:val="22"/>
+          <w:szCs w:val="22"/>
+        </w:rPr>
         <w:t xml:space="preserve">| Login alert | Email | User |</w:t>
       </w:r>
     </w:p>
@@ -342,18 +426,6 @@
           <w:sz w:val="22"/>
           <w:szCs w:val="22"/>
         </w:rPr>
-        <w:t xml:space="preserve">| Loan approved/rejected | In-app | Officer, Approver |</w:t>
-      </w:r>
-    </w:p>
-    <w:p>
-      <w:pPr>
-        <w:spacing w:after="120"/>
-      </w:pPr>
-      <w:r>
-        <w:rPr>
-          <w:sz w:val="22"/>
-          <w:szCs w:val="22"/>
-        </w:rPr>
         <w:t xml:space="preserve">| Reconciliation variance | In-app | Admin, Approver |</w:t>
       </w:r>
     </w:p>
@@ -391,6 +463,18 @@
           <w:szCs w:val="22"/>
         </w:rPr>
         <w:t xml:space="preserve">| Maintenance window | In-app | All users |</w:t>
+      </w:r>
+    </w:p>
+    <w:p>
+      <w:pPr>
+        <w:spacing w:after="120"/>
+      </w:pPr>
+      <w:r>
+        <w:rPr>
+          <w:sz w:val="22"/>
+          <w:szCs w:val="22"/>
+        </w:rPr>
+        <w:t xml:space="preserve">Borrower SMS copy and timing: documentation/notifications/.</w:t>
       </w:r>
     </w:p>
     <w:p>
